--- a/fuentes/CF2_63310033_AD.docx
+++ b/fuentes/CF2_63310033_AD.docx
@@ -4109,22 +4109,16 @@
               <w:cnfStyle w:val="000000000000" w:firstRow="0" w:lastRow="0" w:firstColumn="0" w:lastColumn="0" w:oddVBand="0" w:evenVBand="0" w:oddHBand="0" w:evenHBand="0" w:firstRowFirstColumn="0" w:firstRowLastColumn="0" w:lastRowFirstColumn="0" w:lastRowLastColumn="0"/>
               <w:rPr>
                 <w:rFonts w:ascii="Calibri" w:hAnsi="Calibri" w:eastAsia="Calibri" w:cs="Calibri"/>
-                <w:i/>
-                <w:color w:val="auto"/>
-              </w:rPr>
-            </w:pPr>
-            <w:r>
-              <w:rPr>
-                <w:rFonts w:ascii="Calibri" w:hAnsi="Calibri" w:eastAsia="Calibri" w:cs="Calibri"/>
-                <w:i/>
-                <w:color w:val="auto"/>
-              </w:rPr>
-              <w:t xml:space="preserve">¡Excelente trabajo! </w:t>
-            </w:r>
-            <w:r>
-              <w:rPr>
-                <w:rFonts w:ascii="Calibri" w:hAnsi="Calibri" w:eastAsia="Calibri" w:cs="Calibri"/>
-                <w:i/>
+                <w:i w:val="1"/>
+                <w:iCs w:val="1"/>
+                <w:color w:val="auto"/>
+              </w:rPr>
+            </w:pPr>
+            <w:r>
+              <w:rPr>
+                <w:rFonts w:ascii="Calibri" w:hAnsi="Calibri" w:eastAsia="Calibri" w:cs="Calibri"/>
+                <w:i w:val="1"/>
+                <w:iCs w:val="1"/>
                 <w:color w:val="auto"/>
               </w:rPr>
               <w:t xml:space="preserve">Se observa claro entendimiento </w:t>
@@ -4132,23 +4126,8 @@
             <w:r>
               <w:rPr>
                 <w:rFonts w:ascii="Calibri" w:hAnsi="Calibri" w:eastAsia="Calibri" w:cs="Calibri"/>
-                <w:i/>
-                <w:color w:val="auto"/>
-              </w:rPr>
-              <w:t>y</w:t>
-            </w:r>
-            <w:r>
-              <w:rPr>
-                <w:rFonts w:ascii="Calibri" w:hAnsi="Calibri" w:eastAsia="Calibri" w:cs="Calibri"/>
-                <w:i/>
-                <w:color w:val="auto"/>
-              </w:rPr>
-              <w:t xml:space="preserve"> claridad </w:t>
-            </w:r>
-            <w:r>
-              <w:rPr>
-                <w:rFonts w:ascii="Calibri" w:hAnsi="Calibri" w:eastAsia="Calibri" w:cs="Calibri"/>
-                <w:i/>
+                <w:i w:val="1"/>
+                <w:iCs w:val="1"/>
                 <w:color w:val="auto"/>
               </w:rPr>
               <w:t xml:space="preserve">en </w:t>
@@ -4156,7 +4135,8 @@
             <w:r>
               <w:rPr>
                 <w:rFonts w:ascii="Calibri" w:hAnsi="Calibri" w:eastAsia="Calibri" w:cs="Calibri"/>
-                <w:i/>
+                <w:i w:val="1"/>
+                <w:iCs w:val="1"/>
                 <w:color w:val="auto"/>
               </w:rPr>
               <w:t>los conceptos sobre el Sistema Nacional de Áreas Protegidas, su estructura normativa</w:t>
@@ -4164,7 +4144,8 @@
             <w:r>
               <w:rPr>
                 <w:rFonts w:ascii="Calibri" w:hAnsi="Calibri" w:eastAsia="Calibri" w:cs="Calibri"/>
-                <w:i/>
+                <w:i w:val="1"/>
+                <w:iCs w:val="1"/>
                 <w:color w:val="auto"/>
               </w:rPr>
               <w:t>.</w:t>
